--- a/templates/dogovor_fl_template.docx
+++ b/templates/dogovor_fl_template.docx
@@ -964,7 +964,7 @@
         </w:rPr>
         <w:t>3.1. Полная стоимость образовательных услуг за весь период обучения составляет {DOG_SUM_TOTAL} (</w:t>
         <w:softHyphen/>
-        <w:t>________________) рублей 00 копеек (НДС не облагается пп.14 п.2 ст.149 НК РФ).</w:t>
+        <w:t>{DOG_SUM_TOTAL_WORDS}) рублей 00 копеек (НДС не облагается пп.14 п.2 ст.149 НК РФ).</w:t>
       </w:r>
     </w:p>
     <w:p>
